--- a/converge-existing-ops/doc/VCF911-既有Operations併入管理網域.docx
+++ b/converge-existing-ops/doc/VCF911-既有Operations併入管理網域.docx
@@ -4940,6 +4940,704 @@
     </w:p>
     <w:p>
       <w:pPr>
+        <w:pStyle w:val="Heading2"/>
+        <w:spacing w:after="120" w:before="260"/>
+      </w:pPr>
+      <w:r>
+        <w:t xml:space="preserve">8.1 第一次部署:NSX Manager 失敗</w:t>
+      </w:r>
+    </w:p>
+    <w:p>
+      <w:pPr>
+        <w:spacing w:after="110"/>
+      </w:pPr>
+      <w:r>
+        <w:rPr>
+          <w:sz w:val="21"/>
+          <w:szCs w:val="21"/>
+        </w:rPr>
+        <w:t xml:space="preserve">部署跑了約 3 小時後在第三個里程碑停住。前兩個里程碑全數完成 —— 既有 vCenter 已經成功轉成 VCF instance,SDDC Manager 也部署完成。</w:t>
+      </w:r>
+    </w:p>
+    <w:tbl>
+      <w:tblPr>
+        <w:tblW w:type="dxa" w:w="9000"/>
+        <w:tblBorders>
+          <w:top w:val="single" w:color="auto" w:sz="4"/>
+          <w:left w:val="single" w:color="auto" w:sz="4"/>
+          <w:bottom w:val="single" w:color="auto" w:sz="4"/>
+          <w:right w:val="single" w:color="auto" w:sz="4"/>
+          <w:insideH w:val="single" w:color="auto" w:sz="4"/>
+          <w:insideV w:val="single" w:color="auto" w:sz="4"/>
+        </w:tblBorders>
+      </w:tblPr>
+      <w:tblGrid>
+        <w:gridCol w:w="6120"/>
+        <w:gridCol w:w="2880"/>
+      </w:tblGrid>
+      <w:tr>
+        <w:trPr>
+          <w:tblHeader/>
+        </w:trPr>
+        <w:tc>
+          <w:tcPr>
+            <w:tcW w:type="dxa" w:w="6120"/>
+            <w:shd w:fill="1F4E79" w:val="clear"/>
+          </w:tcPr>
+          <w:p>
+            <w:r>
+              <w:rPr>
+                <w:b/>
+                <w:bCs/>
+                <w:color w:val="FFFFFF"/>
+                <w:sz w:val="19"/>
+                <w:szCs w:val="19"/>
+              </w:rPr>
+              <w:t xml:space="preserve">里程碑</w:t>
+            </w:r>
+          </w:p>
+        </w:tc>
+        <w:tc>
+          <w:tcPr>
+            <w:tcW w:type="dxa" w:w="2880"/>
+            <w:shd w:fill="1F4E79" w:val="clear"/>
+          </w:tcPr>
+          <w:p>
+            <w:r>
+              <w:rPr>
+                <w:b/>
+                <w:bCs/>
+                <w:color w:val="FFFFFF"/>
+                <w:sz w:val="19"/>
+                <w:szCs w:val="19"/>
+              </w:rPr>
+              <w:t xml:space="preserve">結果</w:t>
+            </w:r>
+          </w:p>
+        </w:tc>
+      </w:tr>
+      <w:tr>
+        <w:tc>
+          <w:tcPr>
+            <w:tcW w:type="dxa" w:w="6120"/>
+          </w:tcPr>
+          <w:p>
+            <w:r>
+              <w:rPr>
+                <w:sz w:val="18"/>
+                <w:szCs w:val="18"/>
+              </w:rPr>
+              <w:t xml:space="preserve">Deploy SDDC Manager</w:t>
+            </w:r>
+          </w:p>
+        </w:tc>
+        <w:tc>
+          <w:tcPr>
+            <w:tcW w:type="dxa" w:w="2880"/>
+          </w:tcPr>
+          <w:p>
+            <w:r>
+              <w:rPr>
+                <w:sz w:val="18"/>
+                <w:szCs w:val="18"/>
+              </w:rPr>
+              <w:t xml:space="preserve">16/16 成功</w:t>
+            </w:r>
+          </w:p>
+        </w:tc>
+      </w:tr>
+      <w:tr>
+        <w:tc>
+          <w:tcPr>
+            <w:tcW w:type="dxa" w:w="6120"/>
+            <w:shd w:fill="F7F9FC" w:val="clear"/>
+          </w:tcPr>
+          <w:p>
+            <w:r>
+              <w:rPr>
+                <w:sz w:val="18"/>
+                <w:szCs w:val="18"/>
+              </w:rPr>
+              <w:t xml:space="preserve">Convert the existing vCenter to a new VCF instance</w:t>
+            </w:r>
+          </w:p>
+        </w:tc>
+        <w:tc>
+          <w:tcPr>
+            <w:tcW w:type="dxa" w:w="2880"/>
+            <w:shd w:fill="F7F9FC" w:val="clear"/>
+          </w:tcPr>
+          <w:p>
+            <w:r>
+              <w:rPr>
+                <w:sz w:val="18"/>
+                <w:szCs w:val="18"/>
+              </w:rPr>
+              <w:t xml:space="preserve">42/42 成功</w:t>
+            </w:r>
+          </w:p>
+        </w:tc>
+      </w:tr>
+      <w:tr>
+        <w:tc>
+          <w:tcPr>
+            <w:tcW w:type="dxa" w:w="6120"/>
+          </w:tcPr>
+          <w:p>
+            <w:r>
+              <w:rPr>
+                <w:sz w:val="18"/>
+                <w:szCs w:val="18"/>
+              </w:rPr>
+              <w:t xml:space="preserve">Deploy and configure NSX</w:t>
+            </w:r>
+          </w:p>
+        </w:tc>
+        <w:tc>
+          <w:tcPr>
+            <w:tcW w:type="dxa" w:w="2880"/>
+          </w:tcPr>
+          <w:p>
+            <w:r>
+              <w:rPr>
+                <w:sz w:val="18"/>
+                <w:szCs w:val="18"/>
+              </w:rPr>
+              <w:t xml:space="preserve">25/69 失敗,卡在 Deploy NSX Manager</w:t>
+            </w:r>
+          </w:p>
+        </w:tc>
+      </w:tr>
+      <w:tr>
+        <w:tc>
+          <w:tcPr>
+            <w:tcW w:type="dxa" w:w="6120"/>
+            <w:shd w:fill="F7F9FC" w:val="clear"/>
+          </w:tcPr>
+          <w:p>
+            <w:r>
+              <w:rPr>
+                <w:sz w:val="18"/>
+                <w:szCs w:val="18"/>
+              </w:rPr>
+              <w:t xml:space="preserve">Deploy and configure VCF Management Platform</w:t>
+            </w:r>
+          </w:p>
+        </w:tc>
+        <w:tc>
+          <w:tcPr>
+            <w:tcW w:type="dxa" w:w="2880"/>
+            <w:shd w:fill="F7F9FC" w:val="clear"/>
+          </w:tcPr>
+          <w:p>
+            <w:r>
+              <w:rPr>
+                <w:sz w:val="18"/>
+                <w:szCs w:val="18"/>
+              </w:rPr>
+              <w:t xml:space="preserve">0/21 未開始</w:t>
+            </w:r>
+          </w:p>
+        </w:tc>
+      </w:tr>
+      <w:tr>
+        <w:tc>
+          <w:tcPr>
+            <w:tcW w:type="dxa" w:w="6120"/>
+          </w:tcPr>
+          <w:p>
+            <w:r>
+              <w:rPr>
+                <w:sz w:val="18"/>
+                <w:szCs w:val="18"/>
+              </w:rPr>
+              <w:t xml:space="preserve">Join the existing operations appliance</w:t>
+            </w:r>
+          </w:p>
+        </w:tc>
+        <w:tc>
+          <w:tcPr>
+            <w:tcW w:type="dxa" w:w="2880"/>
+          </w:tcPr>
+          <w:p>
+            <w:r>
+              <w:rPr>
+                <w:sz w:val="18"/>
+                <w:szCs w:val="18"/>
+              </w:rPr>
+              <w:t xml:space="preserve">0/9 未開始</w:t>
+            </w:r>
+          </w:p>
+        </w:tc>
+      </w:tr>
+    </w:tbl>
+    <w:p>
+      <w:pPr>
+        <w:spacing w:after="40" w:before="140"/>
+        <w:jc w:val="center"/>
+      </w:pPr>
+      <w:r>
+        <w:drawing>
+          <wp:inline distT="0" distB="0" distL="0" distR="0">
+            <wp:extent cx="5715000" cy="3143250"/>
+            <wp:effectExtent t="0" r="0" b="0" l="0"/>
+            <wp:docPr id="1" name="" descr="" title=""/>
+            <wp:cNvGraphicFramePr>
+              <a:graphicFrameLocks xmlns:a="http://schemas.openxmlformats.org/drawingml/2006/main" noChangeAspect="1"/>
+            </wp:cNvGraphicFramePr>
+            <a:graphic xmlns:a="http://schemas.openxmlformats.org/drawingml/2006/main">
+              <a:graphicData uri="http://schemas.openxmlformats.org/drawingml/2006/picture">
+                <pic:pic xmlns:pic="http://schemas.openxmlformats.org/drawingml/2006/picture">
+                  <pic:nvPicPr>
+                    <pic:cNvPr id="0" name="" descr=""/>
+                    <pic:cNvPicPr>
+                      <a:picLocks noChangeAspect="1" noChangeArrowheads="1"/>
+                    </pic:cNvPicPr>
+                  </pic:nvPicPr>
+                  <pic:blipFill>
+                    <a:blip r:embed="rId43" cstate="none"/>
+                    <a:srcRect/>
+                    <a:stretch>
+                      <a:fillRect/>
+                    </a:stretch>
+                  </pic:blipFill>
+                  <pic:spPr bwMode="auto">
+                    <a:xfrm>
+                      <a:off x="0" y="0"/>
+                      <a:ext cx="5715000" cy="3143250"/>
+                    </a:xfrm>
+                    <a:prstGeom prst="rect">
+                      <a:avLst/>
+                    </a:prstGeom>
+                  </pic:spPr>
+                </pic:pic>
+              </a:graphicData>
+            </a:graphic>
+          </wp:inline>
+        </w:drawing>
+      </w:r>
+    </w:p>
+    <w:p>
+      <w:pPr>
+        <w:spacing w:after="180"/>
+        <w:jc w:val="center"/>
+      </w:pPr>
+      <w:r>
+        <w:rPr>
+          <w:color w:val="595959"/>
+          <w:sz w:val="18"/>
+          <w:szCs w:val="18"/>
+        </w:rPr>
+        <w:t xml:space="preserve">圖 37　部署失敗 — Deploy NSX Manager</w:t>
+      </w:r>
+    </w:p>
+    <w:p>
+      <w:pPr>
+        <w:shd w:fill="F4F4F4" w:val="clear"/>
+        <w:spacing w:after="70" w:before="70"/>
+        <w:ind w:left="220"/>
+      </w:pPr>
+      <w:r>
+        <w:rPr>
+          <w:rFonts w:ascii="Consolas" w:cs="Consolas" w:eastAsia="Consolas" w:hAnsi="Consolas"/>
+          <w:sz w:val="16"/>
+          <w:szCs w:val="16"/>
+        </w:rPr>
+        <w:t xml:space="preserve">Failed to deploy NSX Manager vcf-m03-nsx01a on vcf-m03-nsx01a.home.lab.</w:t>
+      </w:r>
+      <w:r>
+        <w:rPr>
+          <w:rFonts w:ascii="Consolas" w:cs="Consolas" w:eastAsia="Consolas" w:hAnsi="Consolas"/>
+          <w:sz w:val="16"/>
+          <w:szCs w:val="16"/>
+        </w:rPr>
+        <w:br/>
+        <w:t xml:space="preserve">Error: Task failed on server: No host is compatible with the virtual machine.</w:t>
+      </w:r>
+      <w:r>
+        <w:rPr>
+          <w:rFonts w:ascii="Consolas" w:cs="Consolas" w:eastAsia="Consolas" w:hAnsi="Consolas"/>
+          <w:sz w:val="16"/>
+          <w:szCs w:val="16"/>
+        </w:rPr>
+        <w:br/>
+        <w:t xml:space="preserve">Remediation: Please fix the issue reported and retry the workflow.</w:t>
+      </w:r>
+      <w:r>
+        <w:rPr>
+          <w:rFonts w:ascii="Consolas" w:cs="Consolas" w:eastAsia="Consolas" w:hAnsi="Consolas"/>
+          <w:sz w:val="16"/>
+          <w:szCs w:val="16"/>
+        </w:rPr>
+        <w:br/>
+        <w:t xml:space="preserve">Reference Token: I2J6CA</w:t>
+      </w:r>
+    </w:p>
+    <w:p>
+      <w:pPr>
+        <w:pStyle w:val="Heading2"/>
+        <w:spacing w:after="120" w:before="260"/>
+      </w:pPr>
+      <w:r>
+        <w:t xml:space="preserve">8.2 根因:單台主機的 vCPU 放不下 NSX Manager</w:t>
+      </w:r>
+    </w:p>
+    <w:p>
+      <w:pPr>
+        <w:spacing w:after="110"/>
+      </w:pPr>
+      <w:r>
+        <w:rPr>
+          <w:sz w:val="21"/>
+          <w:szCs w:val="21"/>
+        </w:rPr>
+        <w:t xml:space="preserve">NSX Manager Medium 需要 6 vCPU。測試過程中為了另一個(後來證實用不到的)計畫,把叢集四台主機從 16 vCPU 縮成 4 vCPU。VM 的 vCPU 數不能超過主機的邏輯 CPU 數,因此沒有任何一台放得下。</w:t>
+      </w:r>
+    </w:p>
+    <w:p>
+      <w:pPr>
+        <w:pBdr>
+          <w:left w:val="single" w:color="C00000" w:sz="18"/>
+        </w:pBdr>
+        <w:shd w:fill="FDEDED" w:val="clear"/>
+        <w:spacing w:after="90" w:before="90"/>
+        <w:ind w:left="120" w:right="120"/>
+      </w:pPr>
+      <w:r>
+        <w:rPr>
+          <w:color w:val="C00000"/>
+          <w:sz w:val="20"/>
+          <w:szCs w:val="20"/>
+        </w:rPr>
+        <w:t xml:space="preserve">這一條值得單獨記住:VCF Installer 的容量驗證只看「叢集總量」,不看「單台主機能不能放下最大的那個 VM」。本次需求是 42 vCPU 的叢集總量,叢集有 4 台乘 4 vCPU 等於 16 vCPU,驗證仍回報 meets the resource requirements —— 但 NSX Manager 的 6 vCPU 大於單台主機的 4 vCPU,要跑到部署第三個里程碑才爆。驗證通過不等於部得起來。</w:t>
+      </w:r>
+    </w:p>
+    <w:tbl>
+      <w:tblPr>
+        <w:tblW w:type="dxa" w:w="9000"/>
+        <w:tblBorders>
+          <w:top w:val="single" w:color="auto" w:sz="4"/>
+          <w:left w:val="single" w:color="auto" w:sz="4"/>
+          <w:bottom w:val="single" w:color="auto" w:sz="4"/>
+          <w:right w:val="single" w:color="auto" w:sz="4"/>
+          <w:insideH w:val="single" w:color="auto" w:sz="4"/>
+          <w:insideV w:val="single" w:color="auto" w:sz="4"/>
+        </w:tblBorders>
+      </w:tblPr>
+      <w:tblGrid>
+        <w:gridCol w:w="1620"/>
+        <w:gridCol w:w="3690"/>
+        <w:gridCol w:w="3690"/>
+      </w:tblGrid>
+      <w:tr>
+        <w:trPr>
+          <w:tblHeader/>
+        </w:trPr>
+        <w:tc>
+          <w:tcPr>
+            <w:tcW w:type="dxa" w:w="1620"/>
+            <w:shd w:fill="1F4E79" w:val="clear"/>
+          </w:tcPr>
+          <w:p>
+            <w:r>
+              <w:rPr>
+                <w:b/>
+                <w:bCs/>
+                <w:color w:val="FFFFFF"/>
+                <w:sz w:val="19"/>
+                <w:szCs w:val="19"/>
+              </w:rPr>
+              <w:t xml:space="preserve">項目</w:t>
+            </w:r>
+          </w:p>
+        </w:tc>
+        <w:tc>
+          <w:tcPr>
+            <w:tcW w:type="dxa" w:w="3690"/>
+            <w:shd w:fill="1F4E79" w:val="clear"/>
+          </w:tcPr>
+          <w:p>
+            <w:r>
+              <w:rPr>
+                <w:b/>
+                <w:bCs/>
+                <w:color w:val="FFFFFF"/>
+                <w:sz w:val="19"/>
+                <w:szCs w:val="19"/>
+              </w:rPr>
+              <w:t xml:space="preserve">驗證看的</w:t>
+            </w:r>
+          </w:p>
+        </w:tc>
+        <w:tc>
+          <w:tcPr>
+            <w:tcW w:type="dxa" w:w="3690"/>
+            <w:shd w:fill="1F4E79" w:val="clear"/>
+          </w:tcPr>
+          <w:p>
+            <w:r>
+              <w:rPr>
+                <w:b/>
+                <w:bCs/>
+                <w:color w:val="FFFFFF"/>
+                <w:sz w:val="19"/>
+                <w:szCs w:val="19"/>
+              </w:rPr>
+              <w:t xml:space="preserve">實際擋人的</w:t>
+            </w:r>
+          </w:p>
+        </w:tc>
+      </w:tr>
+      <w:tr>
+        <w:tc>
+          <w:tcPr>
+            <w:tcW w:type="dxa" w:w="1620"/>
+          </w:tcPr>
+          <w:p>
+            <w:r>
+              <w:rPr>
+                <w:sz w:val="18"/>
+                <w:szCs w:val="18"/>
+              </w:rPr>
+              <w:t xml:space="preserve">比較對象</w:t>
+            </w:r>
+          </w:p>
+        </w:tc>
+        <w:tc>
+          <w:tcPr>
+            <w:tcW w:type="dxa" w:w="3690"/>
+          </w:tcPr>
+          <w:p>
+            <w:r>
+              <w:rPr>
+                <w:sz w:val="18"/>
+                <w:szCs w:val="18"/>
+              </w:rPr>
+              <w:t xml:space="preserve">叢集 vCPU / RAM / 磁碟總量</w:t>
+            </w:r>
+          </w:p>
+        </w:tc>
+        <w:tc>
+          <w:tcPr>
+            <w:tcW w:type="dxa" w:w="3690"/>
+          </w:tcPr>
+          <w:p>
+            <w:r>
+              <w:rPr>
+                <w:sz w:val="18"/>
+                <w:szCs w:val="18"/>
+              </w:rPr>
+              <w:t xml:space="preserve">單台主機邏輯 CPU 數 vs 最大 VM 的 vCPU</w:t>
+            </w:r>
+          </w:p>
+        </w:tc>
+      </w:tr>
+      <w:tr>
+        <w:tc>
+          <w:tcPr>
+            <w:tcW w:type="dxa" w:w="1620"/>
+            <w:shd w:fill="F7F9FC" w:val="clear"/>
+          </w:tcPr>
+          <w:p>
+            <w:r>
+              <w:rPr>
+                <w:sz w:val="18"/>
+                <w:szCs w:val="18"/>
+              </w:rPr>
+              <w:t xml:space="preserve">本次數字</w:t>
+            </w:r>
+          </w:p>
+        </w:tc>
+        <w:tc>
+          <w:tcPr>
+            <w:tcW w:type="dxa" w:w="3690"/>
+            <w:shd w:fill="F7F9FC" w:val="clear"/>
+          </w:tcPr>
+          <w:p>
+            <w:r>
+              <w:rPr>
+                <w:sz w:val="18"/>
+                <w:szCs w:val="18"/>
+              </w:rPr>
+              <w:t xml:space="preserve">需求 42 vCPU,叢集 16 vCPU,仍判定通過</w:t>
+            </w:r>
+          </w:p>
+        </w:tc>
+        <w:tc>
+          <w:tcPr>
+            <w:tcW w:type="dxa" w:w="3690"/>
+            <w:shd w:fill="F7F9FC" w:val="clear"/>
+          </w:tcPr>
+          <w:p>
+            <w:r>
+              <w:rPr>
+                <w:sz w:val="18"/>
+                <w:szCs w:val="18"/>
+              </w:rPr>
+              <w:t xml:space="preserve">NSX Manager 6 vCPU 大於單台 4 vCPU,無相容主機</w:t>
+            </w:r>
+          </w:p>
+        </w:tc>
+      </w:tr>
+      <w:tr>
+        <w:tc>
+          <w:tcPr>
+            <w:tcW w:type="dxa" w:w="1620"/>
+          </w:tcPr>
+          <w:p>
+            <w:r>
+              <w:rPr>
+                <w:sz w:val="18"/>
+                <w:szCs w:val="18"/>
+              </w:rPr>
+              <w:t xml:space="preserve">出現時機</w:t>
+            </w:r>
+          </w:p>
+        </w:tc>
+        <w:tc>
+          <w:tcPr>
+            <w:tcW w:type="dxa" w:w="3690"/>
+          </w:tcPr>
+          <w:p>
+            <w:r>
+              <w:rPr>
+                <w:sz w:val="18"/>
+                <w:szCs w:val="18"/>
+              </w:rPr>
+              <w:t xml:space="preserve">Validate &amp; Deploy 階段</w:t>
+            </w:r>
+          </w:p>
+        </w:tc>
+        <w:tc>
+          <w:tcPr>
+            <w:tcW w:type="dxa" w:w="3690"/>
+          </w:tcPr>
+          <w:p>
+            <w:r>
+              <w:rPr>
+                <w:sz w:val="18"/>
+                <w:szCs w:val="18"/>
+              </w:rPr>
+              <w:t xml:space="preserve">部署跑到第三個里程碑才出現</w:t>
+            </w:r>
+          </w:p>
+        </w:tc>
+      </w:tr>
+    </w:tbl>
+    <w:p>
+      <w:pPr>
+        <w:pStyle w:val="Heading2"/>
+        <w:spacing w:after="120" w:before="260"/>
+      </w:pPr>
+      <w:r>
+        <w:t xml:space="preserve">8.3 修復方式</w:t>
+      </w:r>
+    </w:p>
+    <w:p>
+      <w:pPr>
+        <w:spacing w:after="110"/>
+      </w:pPr>
+      <w:r>
+        <w:rPr>
+          <w:sz w:val="21"/>
+          <w:szCs w:val="21"/>
+        </w:rPr>
+        <w:t xml:space="preserve">nested 主機沒開 CPU hot-add,只能關機改。步驟:</w:t>
+      </w:r>
+    </w:p>
+    <w:p>
+      <w:pPr>
+        <w:pStyle w:val="ListParagraph"/>
+        <w:numPr>
+          <w:ilvl w:val="0"/>
+          <w:numId w:val="1"/>
+        </w:numPr>
+        <w:spacing w:after="70"/>
+      </w:pPr>
+      <w:r>
+        <w:rPr>
+          <w:sz w:val="21"/>
+          <w:szCs w:val="21"/>
+        </w:rPr>
+        <w:t xml:space="preserve">把叢集上的 appliance(SDDC Manager / Operations / License Server)優雅關機,vCenter 最後關</w:t>
+      </w:r>
+    </w:p>
+    <w:p>
+      <w:pPr>
+        <w:pStyle w:val="ListParagraph"/>
+        <w:numPr>
+          <w:ilvl w:val="0"/>
+          <w:numId w:val="1"/>
+        </w:numPr>
+        <w:spacing w:after="70"/>
+      </w:pPr>
+      <w:r>
+        <w:rPr>
+          <w:sz w:val="21"/>
+          <w:szCs w:val="21"/>
+        </w:rPr>
+        <w:t xml:space="preserve">關掉四台 nested 主機,改回 16 vCPU(RAM 維持 64 GB),再開機</w:t>
+      </w:r>
+    </w:p>
+    <w:p>
+      <w:pPr>
+        <w:pStyle w:val="ListParagraph"/>
+        <w:numPr>
+          <w:ilvl w:val="0"/>
+          <w:numId w:val="1"/>
+        </w:numPr>
+        <w:spacing w:after="70"/>
+      </w:pPr>
+      <w:r>
+        <w:rPr>
+          <w:sz w:val="21"/>
+          <w:szCs w:val="21"/>
+        </w:rPr>
+        <w:t xml:space="preserve">依序開回 vCenter → License Server → Operations → SDDC Manager</w:t>
+      </w:r>
+    </w:p>
+    <w:p>
+      <w:pPr>
+        <w:pStyle w:val="ListParagraph"/>
+        <w:numPr>
+          <w:ilvl w:val="0"/>
+          <w:numId w:val="1"/>
+        </w:numPr>
+        <w:spacing w:after="70"/>
+      </w:pPr>
+      <w:r>
+        <w:rPr>
+          <w:sz w:val="21"/>
+          <w:szCs w:val="21"/>
+        </w:rPr>
+        <w:t xml:space="preserve">回到精靈按 RETRY,工作流會從失敗的那一步接續</w:t>
+      </w:r>
+    </w:p>
+    <w:p>
+      <w:pPr>
+        <w:pBdr>
+          <w:left w:val="single" w:color="B77E00" w:sz="18"/>
+        </w:pBdr>
+        <w:shd w:fill="FFF6E5" w:val="clear"/>
+        <w:spacing w:after="90" w:before="90"/>
+        <w:ind w:left="120" w:right="120"/>
+      </w:pPr>
+      <w:r>
+        <w:rPr>
+          <w:color w:val="595959"/>
+          <w:sz w:val="20"/>
+          <w:szCs w:val="20"/>
+        </w:rPr>
+        <w:t xml:space="preserve">事前檢查的方法:把「要部署的最大 VM 的 vCPU 數」跟「單台主機的邏輯 CPU 數」比一次。Simple 模式下最大的是 NSX Manager Medium(6 vCPU);High Availability 模式一樣是 NSX Manager Medium,但會部三台。</w:t>
+      </w:r>
+    </w:p>
+    <w:p>
+      <w:r>
+        <w:br w:type="page"/>
+      </w:r>
+    </w:p>
+    <w:p>
+      <w:pPr>
         <w:pStyle w:val="Heading1"/>
         <w:spacing w:after="160" w:before="340"/>
       </w:pPr>
@@ -5477,7 +6175,51 @@
                 <w:sz w:val="18"/>
                 <w:szCs w:val="18"/>
               </w:rPr>
-              <w:t xml:space="preserve">降低 vCPU 總量;本次把舊叢集從 4×16 縮成 4×4</w:t>
+              <w:t xml:space="preserve">降低 vCPU 總量</w:t>
+            </w:r>
+          </w:p>
+        </w:tc>
+      </w:tr>
+      <w:tr>
+        <w:tc>
+          <w:tcPr>
+            <w:tcW w:type="dxa" w:w="2700"/>
+          </w:tcPr>
+          <w:p>
+            <w:r>
+              <w:rPr>
+                <w:sz w:val="18"/>
+                <w:szCs w:val="18"/>
+              </w:rPr>
+              <w:t xml:space="preserve">驗證全過,部署卻報 No host is compatible</w:t>
+            </w:r>
+          </w:p>
+        </w:tc>
+        <w:tc>
+          <w:tcPr>
+            <w:tcW w:type="dxa" w:w="3240"/>
+          </w:tcPr>
+          <w:p>
+            <w:r>
+              <w:rPr>
+                <w:sz w:val="18"/>
+                <w:szCs w:val="18"/>
+              </w:rPr>
+              <w:t xml:space="preserve">容量驗證只看叢集總量,不看單台主機放不放得下最大的 VM</w:t>
+            </w:r>
+          </w:p>
+        </w:tc>
+        <w:tc>
+          <w:tcPr>
+            <w:tcW w:type="dxa" w:w="3060"/>
+          </w:tcPr>
+          <w:p>
+            <w:r>
+              <w:rPr>
+                <w:sz w:val="18"/>
+                <w:szCs w:val="18"/>
+              </w:rPr>
+              <w:t xml:space="preserve">確認單台主機的邏輯 CPU &gt;= 最大 VM 的 vCPU(NSX Manager Medium = 6)</w:t>
             </w:r>
           </w:p>
         </w:tc>
